--- a/3_Project_Notes/3_2_Pre_Analysis_Clean_Transf_EDA_Notes.docx
+++ b/3_Project_Notes/3_2_Pre_Analysis_Clean_Transf_EDA_Notes.docx
@@ -201,7 +201,10 @@
         <w:t>have revised</w:t>
       </w:r>
       <w:r>
-        <w:t xml:space="preserve"> the metadata provided by the FDA (see Metadata_FDA_Orange_Book</w:t>
+        <w:t xml:space="preserve"> the metadata provided by the FDA (see </w:t>
+      </w:r>
+      <w:r>
+        <w:t>Column_Definitions</w:t>
       </w:r>
       <w:r>
         <w:t>.docx</w:t>
@@ -7233,6 +7236,7 @@
         <w:rPr>
           <w:i/>
           <w:iCs/>
+          <w:noProof/>
           <w:color w:val="000000" w:themeColor="text1"/>
         </w:rPr>
         <w:drawing>
@@ -7443,6 +7447,7 @@
         <w:rPr>
           <w:i/>
           <w:iCs/>
+          <w:noProof/>
           <w:color w:val="0070C0"/>
         </w:rPr>
         <w:drawing>
@@ -7648,6 +7653,7 @@
         <w:rPr>
           <w:i/>
           <w:iCs/>
+          <w:noProof/>
         </w:rPr>
         <w:drawing>
           <wp:inline distT="0" distB="0" distL="0" distR="0" wp14:anchorId="66579F8C" wp14:editId="6BFE85CA">
@@ -8108,7 +8114,7 @@
           <w:color w:val="156082" w:themeColor="accent1"/>
         </w:rPr>
         <w:drawing>
-          <wp:anchor distT="0" distB="0" distL="114300" distR="114300" simplePos="0" relativeHeight="251659264" behindDoc="0" locked="0" layoutInCell="1" allowOverlap="1" wp14:anchorId="12A981AE" wp14:editId="2A4FAE84">
+          <wp:anchor distT="0" distB="0" distL="114300" distR="114300" simplePos="0" relativeHeight="251659264" behindDoc="0" locked="0" layoutInCell="1" allowOverlap="1" wp14:anchorId="12A981AE" wp14:editId="7E024CA6">
             <wp:simplePos x="0" y="0"/>
             <wp:positionH relativeFrom="margin">
               <wp:posOffset>920115</wp:posOffset>
